--- a/downloads/day-1.docx
+++ b/downloads/day-1.docx
@@ -150,17 +150,17 @@
         <w:tblW w:w="5000" w:type="pct"/>
         <w:tblBorders>
           <w:top w:val="single" w:color="D9DEE5" w:sz="4"/>
+          <w:left w:val="single" w:color="D9DEE5" w:sz="4"/>
           <w:bottom w:val="single" w:color="D9DEE5" w:sz="4"/>
-          <w:left w:val="single" w:color="D9DEE5" w:sz="4"/>
           <w:right w:val="single" w:color="D9DEE5" w:sz="4"/>
           <w:insideH w:val="single" w:color="D9DEE5" w:sz="4"/>
           <w:insideV w:val="single" w:color="D9DEE5" w:sz="4"/>
         </w:tblBorders>
         <w:tblCellMar>
           <w:top w:w="60" w:type="dxa"/>
-          <w:start w:w="100" w:type="dxa"/>
+          <w:left w:w="100" w:type="dxa"/>
           <w:bottom w:w="60" w:type="dxa"/>
-          <w:end w:w="100" w:type="dxa"/>
+          <w:right w:w="100" w:type="dxa"/>
         </w:tblCellMar>
       </w:tblPr>
       <w:tblGrid>
@@ -1077,17 +1077,17 @@
         <w:tblW w:w="5000" w:type="pct"/>
         <w:tblBorders>
           <w:top w:val="single" w:color="D9DEE5" w:sz="4"/>
+          <w:left w:val="single" w:color="D9DEE5" w:sz="4"/>
           <w:bottom w:val="single" w:color="D9DEE5" w:sz="4"/>
-          <w:left w:val="single" w:color="D9DEE5" w:sz="4"/>
           <w:right w:val="single" w:color="D9DEE5" w:sz="4"/>
           <w:insideH w:val="single" w:color="D9DEE5" w:sz="4"/>
           <w:insideV w:val="single" w:color="D9DEE5" w:sz="4"/>
         </w:tblBorders>
         <w:tblCellMar>
           <w:top w:w="60" w:type="dxa"/>
-          <w:start w:w="100" w:type="dxa"/>
+          <w:left w:w="100" w:type="dxa"/>
           <w:bottom w:w="60" w:type="dxa"/>
-          <w:end w:w="100" w:type="dxa"/>
+          <w:right w:w="100" w:type="dxa"/>
         </w:tblCellMar>
       </w:tblPr>
       <w:tblGrid>
@@ -1797,17 +1797,17 @@
         <w:tblW w:w="5000" w:type="pct"/>
         <w:tblBorders>
           <w:top w:val="single" w:color="D9DEE5" w:sz="4"/>
+          <w:left w:val="single" w:color="D9DEE5" w:sz="4"/>
           <w:bottom w:val="single" w:color="D9DEE5" w:sz="4"/>
-          <w:left w:val="single" w:color="D9DEE5" w:sz="4"/>
           <w:right w:val="single" w:color="D9DEE5" w:sz="4"/>
           <w:insideH w:val="single" w:color="D9DEE5" w:sz="4"/>
           <w:insideV w:val="single" w:color="D9DEE5" w:sz="4"/>
         </w:tblBorders>
         <w:tblCellMar>
           <w:top w:w="60" w:type="dxa"/>
-          <w:start w:w="100" w:type="dxa"/>
+          <w:left w:w="100" w:type="dxa"/>
           <w:bottom w:w="60" w:type="dxa"/>
-          <w:end w:w="100" w:type="dxa"/>
+          <w:right w:w="100" w:type="dxa"/>
         </w:tblCellMar>
       </w:tblPr>
       <w:tblGrid>
@@ -2205,17 +2205,17 @@
         <w:tblW w:w="5000" w:type="pct"/>
         <w:tblBorders>
           <w:top w:val="single" w:color="D9DEE5" w:sz="4"/>
+          <w:left w:val="single" w:color="D9DEE5" w:sz="4"/>
           <w:bottom w:val="single" w:color="D9DEE5" w:sz="4"/>
-          <w:left w:val="single" w:color="D9DEE5" w:sz="4"/>
           <w:right w:val="single" w:color="D9DEE5" w:sz="4"/>
           <w:insideH w:val="single" w:color="D9DEE5" w:sz="4"/>
           <w:insideV w:val="single" w:color="D9DEE5" w:sz="4"/>
         </w:tblBorders>
         <w:tblCellMar>
           <w:top w:w="60" w:type="dxa"/>
-          <w:start w:w="100" w:type="dxa"/>
+          <w:left w:w="100" w:type="dxa"/>
           <w:bottom w:w="60" w:type="dxa"/>
-          <w:end w:w="100" w:type="dxa"/>
+          <w:right w:w="100" w:type="dxa"/>
         </w:tblCellMar>
       </w:tblPr>
       <w:tblGrid>
@@ -2665,17 +2665,17 @@
         <w:tblW w:w="5000" w:type="pct"/>
         <w:tblBorders>
           <w:top w:val="single" w:color="D9DEE5" w:sz="4"/>
+          <w:left w:val="single" w:color="D9DEE5" w:sz="4"/>
           <w:bottom w:val="single" w:color="D9DEE5" w:sz="4"/>
-          <w:left w:val="single" w:color="D9DEE5" w:sz="4"/>
           <w:right w:val="single" w:color="D9DEE5" w:sz="4"/>
           <w:insideH w:val="single" w:color="D9DEE5" w:sz="4"/>
           <w:insideV w:val="single" w:color="D9DEE5" w:sz="4"/>
         </w:tblBorders>
         <w:tblCellMar>
           <w:top w:w="60" w:type="dxa"/>
-          <w:start w:w="100" w:type="dxa"/>
+          <w:left w:w="100" w:type="dxa"/>
           <w:bottom w:w="60" w:type="dxa"/>
-          <w:end w:w="100" w:type="dxa"/>
+          <w:right w:w="100" w:type="dxa"/>
         </w:tblCellMar>
       </w:tblPr>
       <w:tblGrid>
@@ -3237,17 +3237,17 @@
         <w:tblW w:w="5000" w:type="pct"/>
         <w:tblBorders>
           <w:top w:val="single" w:color="D9DEE5" w:sz="4"/>
+          <w:left w:val="single" w:color="D9DEE5" w:sz="4"/>
           <w:bottom w:val="single" w:color="D9DEE5" w:sz="4"/>
-          <w:left w:val="single" w:color="D9DEE5" w:sz="4"/>
           <w:right w:val="single" w:color="D9DEE5" w:sz="4"/>
           <w:insideH w:val="single" w:color="D9DEE5" w:sz="4"/>
           <w:insideV w:val="single" w:color="D9DEE5" w:sz="4"/>
         </w:tblBorders>
         <w:tblCellMar>
           <w:top w:w="60" w:type="dxa"/>
-          <w:start w:w="100" w:type="dxa"/>
+          <w:left w:w="100" w:type="dxa"/>
           <w:bottom w:w="60" w:type="dxa"/>
-          <w:end w:w="100" w:type="dxa"/>
+          <w:right w:w="100" w:type="dxa"/>
         </w:tblCellMar>
       </w:tblPr>
       <w:tblGrid>
@@ -3593,17 +3593,17 @@
         <w:tblW w:w="5000" w:type="pct"/>
         <w:tblBorders>
           <w:top w:val="single" w:color="D9DEE5" w:sz="4"/>
+          <w:left w:val="single" w:color="D9DEE5" w:sz="4"/>
           <w:bottom w:val="single" w:color="D9DEE5" w:sz="4"/>
-          <w:left w:val="single" w:color="D9DEE5" w:sz="4"/>
           <w:right w:val="single" w:color="D9DEE5" w:sz="4"/>
           <w:insideH w:val="single" w:color="D9DEE5" w:sz="4"/>
           <w:insideV w:val="single" w:color="D9DEE5" w:sz="4"/>
         </w:tblBorders>
         <w:tblCellMar>
           <w:top w:w="60" w:type="dxa"/>
-          <w:start w:w="100" w:type="dxa"/>
+          <w:left w:w="100" w:type="dxa"/>
           <w:bottom w:w="60" w:type="dxa"/>
-          <w:end w:w="100" w:type="dxa"/>
+          <w:right w:w="100" w:type="dxa"/>
         </w:tblCellMar>
       </w:tblPr>
       <w:tblGrid>
